--- a/document_templates/russian_library/Исковые_заявления/Процессуальные_документы/шаблон_Встречное_исковое_заявление_по_делу_о_взыскании_неустойки.docx
+++ b/document_templates/russian_library/Исковые_заявления/Процессуальные_документы/шаблон_Встречное_исковое_заявление_по_делу_о_взыскании_неустойки.docx
@@ -13,15 +13,14 @@
           <w:lang w:val="en-US"/>
         </w:rPr>
       </w:pPr>
-      <w:proofErr w:type="gramStart"/>
-      <w:r>
-        <w:rPr>
-          <w:rFonts w:ascii="Times New Roman" w:hAnsi="Times New Roman" w:cs="Times New Roman"/>
-          <w:sz w:val="24"/>
-          <w:szCs w:val="24"/>
-          <w:lang w:val="en-US"/>
-        </w:rPr>
-        <w:t>{{ court_w_t_w_r_w_prooferr_w_type_gramend_w_r_w_rpr_w_rfonts_w_ascii_times_new_roman_w_hansi_times_new_roman_w_cs_times_new_roman_w_sz_w_val_24_w_szcs_w_val_24_w_lang_w_val_en_us_w_rpr_w_t_xml_space_preserve_name }}</w:t>
+      <w:r>
+        <w:rPr>
+          <w:rFonts w:ascii="Times New Roman" w:hAnsi="Times New Roman" w:cs="Times New Roman"/>
+          <w:sz w:val="24"/>
+          <w:szCs w:val="24"/>
+          <w:lang w:val="en-US"/>
+        </w:rPr>
+        <w:t>{{ court_name }}</w:t>
       </w:r>
     </w:p>
     <w:p>
@@ -40,7 +39,7 @@
           <w:sz w:val="24"/>
           <w:szCs w:val="24"/>
         </w:rPr>
-        <w:t xml:space="preserve">{{ w_t_w_r_w_r_w_rpr_w_rfonts_w_ascii_times_new_roman_w_hansi_times_new_roman_w_cs_times_new_roman_w_sz_w_val_24_w_szcs_w_val_24_w_lang_w_val_en_us_w_rpr_w_t_court_w_t_w_r_w_r_w_rsidrpr_00156195_w_rpr_w_rfonts_w_ascii_times_new_roman_w_hansi_times_new_roman_w_cs_times_new_roman_w_sz_w_val_24_w_szcs_w_val_24_w_rpr_w_t_xml_space_preserve_w_t_w_r_w_r_w_rpr_w_rfonts_w_ascii_times_new_roman_w_hansi_times_new_roman_w_cs_times_new_roman_w_sz_w_val_24_w_szcs_w_val_24_w_lang_w_val_en_us_w_rpr_w_t_address_w_t_w_r_w_r_w_rsidrpr_00156195_w_rpr_w_rfonts_w_ascii_times_new_roman_w_hansi_times_new_roman_w_cs_times_new_roman_w_sz_w_val_24_w_szcs_w_val_24_w_rpr_w_t_xml_space_preserve }}</w:t>
+        <w:t xml:space="preserve">{{ court_address }}</w:t>
       </w:r>
     </w:p>
     <w:p>
@@ -75,7 +74,7 @@
           <w:sz w:val="24"/>
           <w:szCs w:val="24"/>
         </w:rPr>
-        <w:t xml:space="preserve"> {{ w_t_w_r_w_r_w_rsidr_00156195_w_rpr_w_rfonts_w_ascii_times_new_roman_w_hansi_times_new_roman_w_cs_times_new_roman_w_sz_w_val_24_w_szcs_w_val_24_w_lang_w_val_en_us_w_rpr_w_t_plaintiff_w_t_w_r_w_r_w_rsidr_00156195_w_rsidrpr_00156195_w_rpr_w_rfonts_w_ascii_times_new_roman_w_hansi_times_new_roman_w_cs_times_new_roman_w_sz_w_val_24_w_szcs_w_val_24_w_rpr_w_t_xml_space_preserve }} {{ w_t_w_r_w_r_w_rsidr_00156195_w_rpr_w_rfonts_w_ascii_times_new_roman_w_hansi_times_new_roman_w_cs_times_new_roman_w_sz_w_val_24_w_szcs_w_val_24_w_lang_w_val_en_us_w_rpr_w_t_plaintiff_w_t_w_r_w_r_w_rsidr_00156195_w_rsidrpr_00156195_w_rpr_w_rfonts_w_ascii_times_new_roman_w_hansi_times_new_roman_w_cs_times_new_roman_w_sz_w_val_24_w_szcs_w_val_24_w_rpr_w_t_xml_space_preserve_w_t_w_r_w_r_w_rsidr_00156195_w_rpr_w_rfonts_w_ascii_times_new_roman_w_hansi_times_new_roman_w_cs_times_new_roman_w_sz_w_val_24_w_szcs_w_val_24_w_lang_w_val_en_us_w_rpr_w_t_id_w_t_w_r_w_r_w_rsidr_00156195_w_rsidrpr_00156195_w_rpr_w_rfonts_w_ascii_times_new_roman_w_hansi_times_new_roman_w_cs_times_new_roman_w_sz_w_val_24_w_szcs_w_val_24_w_rpr_w_t_xml_space_preserve }}</w:t>
+        <w:t xml:space="preserve"> {{ plaintiff }} {{ plaintiff_id }}</w:t>
       </w:r>
     </w:p>
     <w:p>
@@ -102,7 +101,7 @@
           <w:sz w:val="24"/>
           <w:szCs w:val="24"/>
         </w:rPr>
-        <w:t xml:space="preserve"> {{ w_t_w_r_w_r_w_rsidr_00156195_w_rpr_w_rfonts_w_ascii_times_new_roman_w_hansi_times_new_roman_w_cs_times_new_roman_w_sz_w_val_24_w_szcs_w_val_24_w_lang_w_val_en_us_w_rpr_w_t_plaintiff_w_t_w_r_w_r_w_rsidr_00156195_w_rsidrpr_00156195_w_rpr_w_rfonts_w_ascii_times_new_roman_w_hansi_times_new_roman_w_cs_times_new_roman_w_sz_w_val_24_w_szcs_w_val_24_w_rpr_w_t_xml_space_preserve_w_t_w_r_w_r_w_rsidr_00156195_w_rpr_w_rfonts_w_ascii_times_new_roman_w_hansi_times_new_roman_w_cs_times_new_roman_w_sz_w_val_24_w_szcs_w_val_24_w_lang_w_val_en_us_w_rpr_w_t_representative_w_t_w_r_w_r_w_rsidr_00156195_w_rsidrpr_00156195_w_rpr_w_rfonts_w_ascii_times_new_roman_w_hansi_times_new_roman_w_cs_times_new_roman_w_sz_w_val_24_w_szcs_w_val_24_w_rpr_w_t_xml_space_preserve }}</w:t>
+        <w:t xml:space="preserve"> {{ plaintiff_representative }}</w:t>
       </w:r>
     </w:p>
     <w:p>
@@ -129,7 +128,7 @@
           <w:sz w:val="24"/>
           <w:szCs w:val="24"/>
         </w:rPr>
-        <w:t xml:space="preserve">{{ w_t_w_r_w_r_w_rsidr_00156195_w_rpr_w_rfonts_w_ascii_times_new_roman_w_hansi_times_new_roman_w_cs_times_new_roman_w_sz_w_val_24_w_szcs_w_val_24_w_lang_w_val_en_us_w_rpr_w_t_defendant_w_t_w_r_w_r_w_rsidr_00156195_w_rsidrpr_00156195_w_rpr_w_rfonts_w_ascii_times_new_roman_w_hansi_times_new_roman_w_cs_times_new_roman_w_sz_w_val_24_w_szcs_w_val_24_w_rpr_w_t_xml_space_preserve }}</w:t>
+        <w:t xml:space="preserve">{{ defendant }}</w:t>
       </w:r>
     </w:p>
     <w:p>
@@ -184,7 +183,7 @@
           <w:szCs w:val="24"/>
           <w:lang w:val="en-US"/>
         </w:rPr>
-        <w:t xml:space="preserve">{{ w_t_w_r_w_r_w_rsidr_00156195_w_rpr_w_rfonts_w_ascii_times_new_roman_w_hansi_times_new_roman_w_cs_times_new_roman_w_sz_w_val_24_w_szcs_w_val_24_w_lang_w_val_en_us_w_rpr_w_t_defendant_registration_address }}</w:t>
+        <w:t xml:space="preserve">{{ defendant_registration_address }}</w:t>
       </w:r>
     </w:p>
     <w:p>
@@ -256,7 +255,7 @@
           <w:szCs w:val="24"/>
           <w:lang w:val="en-US"/>
         </w:rPr>
-        <w:t xml:space="preserve">{{ w_t_w_r_w_r_w_rsidr_00156195_w_rpr_w_rfonts_w_ascii_times_new_roman_w_hansi_times_new_roman_w_cs_times_new_roman_w_sz_w_val_24_w_szcs_w_val_24_w_lang_w_val_en_us_w_rpr_w_t_court_w_t_w_r_w_r_w_rsidr_00156195_w_rsidrpr_00156195_w_rpr_w_rfonts_w_ascii_times_new_roman_w_hansi_times_new_roman_w_cs_times_new_roman_w_sz_w_val_24_w_szcs_w_val_24_w_lang_w_val_en_us_w_rpr_w_t_xml_space_preserve_w_t_w_r_w_r_w_rsidr_00156195_w_rpr_w_rfonts_w_ascii_times_new_roman_w_hansi_times_new_roman_w_cs_times_new_roman_w_sz_w_val_24_w_szcs_w_val_24_w_lang_w_val_en_us_w_rpr_w_t_name_w_t_w_r_w_r_w_rsidr_00156195_w_rsidrpr_00156195_w_rpr_w_rfonts_w_ascii_times_new_roman_w_hansi_times_new_roman_w_cs_times_new_roman_w_sz_w_val_24_w_szcs_w_val_24_w_lang_w_val_en_us_w_rpr_w_t_xml_space_preserve_w_t_w_r_w_r_w_rsidr_00156195_w_rpr_w_rfonts_w_ascii_times_new_roman_w_hansi_times_new_roman_w_cs_times_new_roman_w_sz_w_val_24_w_szcs_w_val_24_w_lang_w_val_en_us_w_rpr_w_t_text_w_t_w_r_w_r_w_rsidr_00156195_w_rsidrpr_00156195_w_rpr_w_rfonts_w_ascii_times_new_roman_w_hansi_times_new_roman_w_cs_times_new_roman_w_sz_w_val_24_w_szcs_w_val_24_w_lang_w_val_en_us_w_rpr_w_t_xml_space_preserve }} </w:t>
+        <w:t xml:space="preserve">{{ court_name_text }} </w:t>
       </w:r>
       <w:r>
         <w:rPr>
@@ -324,7 +323,7 @@
           <w:szCs w:val="24"/>
           <w:lang w:val="en-US"/>
         </w:rPr>
-        <w:t xml:space="preserve"> {{ w_t_w_r_w_r_w_rsidr_00156195_w_rpr_w_rfonts_w_ascii_times_new_roman_w_hansi_times_new_roman_w_cs_times_new_roman_w_sz_w_val_24_w_szcs_w_val_24_w_lang_w_val_en_us_w_rpr_w_t_original_w_t_w_r_w_r_w_rsidr_00156195_w_rsidrpr_00156195_w_rpr_w_rfonts_w_ascii_times_new_roman_w_hansi_times_new_roman_w_cs_times_new_roman_w_sz_w_val_24_w_szcs_w_val_24_w_lang_w_val_en_us_w_rpr_w_t_xml_space_preserve_w_t_w_r_w_r_w_rsidr_00156195_w_rpr_w_rfonts_w_ascii_times_new_roman_w_hansi_times_new_roman_w_cs_times_new_roman_w_sz_w_val_24_w_szcs_w_val_24_w_lang_w_val_en_us_w_rpr_w_t_plaintiff_w_t_w_r_w_r_w_rsidr_00156195_w_rsidrpr_00156195_w_rpr_w_rfonts_w_ascii_times_new_roman_w_hansi_times_new_roman_w_cs_times_new_roman_w_sz_w_val_24_w_szcs_w_val_24_w_lang_w_val_en_us_w_rpr_w_t_xml_space_preserve_w_t_w_r_w_r_w_rsidr_00156195_w_rpr_w_rfonts_w_ascii_times_new_roman_w_hansi_times_new_roman_w_cs_times_new_roman_w_sz_w_val_24_w_szcs_w_val_24_w_lang_w_val_en_us_w_rpr_w_t_name_w_t_w_r_w_r_w_rsidr_00156195_w_rsidrpr_00156195_w_rpr_w_rfonts_w_ascii_times_new_roman_w_hansi_times_new_roman_w_cs_times_new_roman_w_sz_w_val_24_w_szcs_w_val_24_w_lang_w_val_en_us_w_rpr_w_t_xml_space_preserve }}</w:t>
+        <w:t xml:space="preserve"> {{ original_plaintiff_name }}</w:t>
       </w:r>
       <w:r>
         <w:rPr>
@@ -359,7 +358,7 @@
           <w:szCs w:val="24"/>
           <w:lang w:val="en-US"/>
         </w:rPr>
-        <w:t xml:space="preserve">{{ w_t_w_r_w_r_w_rsidr_00156195_w_rpr_w_rfonts_w_ascii_times_new_roman_w_hansi_times_new_roman_w_cs_times_new_roman_w_sz_w_val_24_w_szcs_w_val_24_w_lang_w_val_en_us_w_rpr_w_t_original_w_t_w_r_w_r_w_rsidr_00156195_w_rsidrpr_00156195_w_rpr_w_rfonts_w_ascii_times_new_roman_w_hansi_times_new_roman_w_cs_times_new_roman_w_sz_w_val_24_w_szcs_w_val_24_w_lang_w_val_en_us_w_rpr_w_t_xml_space_preserve_w_t_w_r_w_r_w_rsidr_00156195_w_rpr_w_rfonts_w_ascii_times_new_roman_w_hansi_times_new_roman_w_cs_times_new_roman_w_sz_w_val_24_w_szcs_w_val_24_w_lang_w_val_en_us_w_rpr_w_t_defendant_w_t_w_r_w_r_w_rsidr_00156195_w_rsidrpr_00156195_w_rpr_w_rfonts_w_ascii_times_new_roman_w_hansi_times_new_roman_w_cs_times_new_roman_w_sz_w_val_24_w_szcs_w_val_24_w_lang_w_val_en_us_w_rpr_w_t_xml_space_preserve_w_t_w_r_w_r_w_rsidr_00156195_w_rpr_w_rfonts_w_ascii_times_new_roman_w_hansi_times_new_roman_w_cs_times_new_roman_w_sz_w_val_24_w_szcs_w_val_24_w_lang_w_val_en_us_w_rpr_w_t_name_w_t_w_r_w_r_w_rsidr_00156195_w_rsidrpr_00156195_w_rpr_w_rfonts_w_ascii_times_new_roman_w_hansi_times_new_roman_w_cs_times_new_roman_w_sz_w_val_24_w_szcs_w_val_24_w_lang_w_val_en_us_w_rpr_w_t_xml_space_preserve }}</w:t>
+        <w:t xml:space="preserve">{{ original_defendant_name }}</w:t>
       </w:r>
       <w:r>
         <w:rPr>
@@ -394,7 +393,7 @@
           <w:szCs w:val="24"/>
           <w:lang w:val="en-US"/>
         </w:rPr>
-        <w:t xml:space="preserve">{{ w_t_w_r_w_r_w_rsidr_00156195_w_rpr_w_rfonts_w_ascii_times_new_roman_w_hansi_times_new_roman_w_cs_times_new_roman_w_sz_w_val_24_w_szcs_w_val_24_w_lang_w_val_en_us_w_rpr_w_t_original_w_t_w_r_w_r_w_rsidr_00156195_w_rsidrpr_00156195_w_rpr_w_rfonts_w_ascii_times_new_roman_w_hansi_times_new_roman_w_cs_times_new_roman_w_sz_w_val_24_w_szcs_w_val_24_w_lang_w_val_en_us_w_rpr_w_t_xml_space_preserve_w_t_w_r_w_r_w_rsidr_00156195_w_rpr_w_rfonts_w_ascii_times_new_roman_w_hansi_times_new_roman_w_cs_times_new_roman_w_sz_w_val_24_w_szcs_w_val_24_w_lang_w_val_en_us_w_rpr_w_t_claim_subject }}</w:t>
+        <w:t xml:space="preserve">{{ original }}</w:t>
       </w:r>
       <w:r>
         <w:rPr>
@@ -441,7 +440,7 @@
           <w:sz w:val="24"/>
           <w:szCs w:val="24"/>
         </w:rPr>
-        <w:t xml:space="preserve">{{ w_t_w_r_w_r_w_rpr_w_rfonts_w_ascii_times_new_roman_w_hansi_times_new_roman_w_cs_times_new_roman_w_bcs_w_sz_w_val_24_w_szcs_w_val_24_w_lang_w_val_en_us_w_rpr_w_t_defendant_w_t_w_r_w_r_w_rsidrpr_00156195_w_rpr_w_rfonts_w_ascii_times_new_roman_w_hansi_times_new_roman_w_cs_times_new_roman_w_bcs_w_sz_w_val_24_w_szcs_w_val_24_w_rpr_w_t_xml_space_preserve_w_t_w_r_w_r_w_rpr_w_rfonts_w_ascii_times_new_roman_w_hansi_times_new_roman_w_cs_times_new_roman_w_bcs_w_sz_w_val_24_w_szcs_w_val_24_w_lang_w_val_en_us_w_rpr_w_t_belief_w_t_w_r_w_r_w_rsidrpr_00156195_w_rpr_w_rfonts_w_ascii_times_new_roman_w_hansi_times_new_roman_w_cs_times_new_roman_w_bcs_w_sz_w_val_24_w_szcs_w_val_24_w_rpr_w_t_xml_space_preserve }}</w:t>
+        <w:t xml:space="preserve">{{ defendant_belief }}</w:t>
       </w:r>
     </w:p>
     <w:p>
@@ -476,7 +475,7 @@
           <w:sz w:val="24"/>
           <w:szCs w:val="24"/>
         </w:rPr>
-        <w:t xml:space="preserve">{{ w_t_w_r_w_r_w_rsidr_00156195_w_rpr_w_rfonts_w_ascii_times_new_roman_w_hansi_times_new_roman_w_cs_times_new_roman_w_sz_w_val_24_w_szcs_w_val_24_w_lang_w_val_en_us_w_rpr_w_t_first_w_t_w_r_w_r_w_rsidr_00156195_w_rsidrpr_00156195_w_rpr_w_rfonts_w_ascii_times_new_roman_w_hansi_times_new_roman_w_cs_times_new_roman_w_sz_w_val_24_w_szcs_w_val_24_w_rpr_w_t_xml_space_preserve_w_t_w_r_w_r_w_rsidr_00156195_w_rpr_w_rfonts_w_ascii_times_new_roman_w_hansi_times_new_roman_w_cs_times_new_roman_w_sz_w_val_24_w_szcs_w_val_24_w_lang_w_val_en_us_w_rpr_w_t_argument_w_t_w_r_w_r_w_rsidr_00156195_w_rsidrpr_00156195_w_rpr_w_rfonts_w_ascii_times_new_roman_w_hansi_times_new_roman_w_cs_times_new_roman_w_sz_w_val_24_w_szcs_w_val_24_w_rpr_w_t_xml_space_preserve_w_t_w_r_w_r_w_rsidr_00156195_w_rpr_w_rfonts_w_ascii_times_new_roman_w_hansi_times_new_roman_w_cs_times_new_roman_w_sz_w_val_24_w_szcs_w_val_24_w_lang_w_val_en_us_w_rpr_w_t_explanation_w_t_w_r_w_r_w_rsidr_00156195_w_rsidrpr_00156195_w_rpr_w_rfonts_w_ascii_times_new_roman_w_hansi_times_new_roman_w_cs_times_new_roman_w_sz_w_val_24_w_szcs_w_val_24_w_rpr_w_t_xml_space_preserve }}</w:t>
+        <w:t xml:space="preserve">{{ first_argument_explanation }}</w:t>
       </w:r>
     </w:p>
     <w:p>
@@ -511,7 +510,7 @@
           <w:sz w:val="24"/>
           <w:szCs w:val="24"/>
         </w:rPr>
-        <w:t xml:space="preserve">{{ w_t_w_r_w_r_w_rsidr_00156195_w_rpr_w_rfonts_w_ascii_times_new_roman_w_hansi_times_new_roman_w_cs_times_new_roman_w_sz_w_val_24_w_szcs_w_val_24_w_lang_w_val_en_us_w_rpr_w_t_second_w_t_w_r_w_r_w_rsidr_00156195_w_rsidrpr_00156195_w_rpr_w_rfonts_w_ascii_times_new_roman_w_hansi_times_new_roman_w_cs_times_new_roman_w_sz_w_val_24_w_szcs_w_val_24_w_rpr_w_t_xml_space_preserve_w_t_w_r_w_r_w_rsidr_00156195_w_rpr_w_rfonts_w_ascii_times_new_roman_w_hansi_times_new_roman_w_cs_times_new_roman_w_sz_w_val_24_w_szcs_w_val_24_w_lang_w_val_en_us_w_rpr_w_t_argument_w_t_w_r_w_r_w_rsidr_00156195_w_rsidrpr_00156195_w_rpr_w_rfonts_w_ascii_times_new_roman_w_hansi_times_new_roman_w_cs_times_new_roman_w_sz_w_val_24_w_szcs_w_val_24_w_rpr_w_t_xml_space_preserve_w_t_w_r_w_r_w_rsidr_00156195_w_rpr_w_rfonts_w_ascii_times_new_roman_w_hansi_times_new_roman_w_cs_times_new_roman_w_sz_w_val_24_w_szcs_w_val_24_w_lang_w_val_en_us_w_rpr_w_t_explanation_w_t_w_r_w_r_w_rsidr_00156195_w_rsidrpr_00156195_w_rpr_w_rfonts_w_ascii_times_new_roman_w_hansi_times_new_roman_w_cs_times_new_roman_w_sz_w_val_24_w_szcs_w_val_24_w_rpr_w_t_xml_space_preserve }}</w:t>
+        <w:t xml:space="preserve">{{ second_argument_explanation }}</w:t>
       </w:r>
     </w:p>
     <w:p>
